--- a/2026-Q1/Resources/1Timothy2-Exegesis.docx
+++ b/2026-Q1/Resources/1Timothy2-Exegesis.docx
@@ -54,10 +54,13 @@
         <w:jc w:val="center"/>
       </w:pPr>
       <w:r>
-        <w:t>https://tinyurl.com/</w:t>
+        <w:t>http://</w:t>
       </w:r>
       <w:r>
         <w:t>TeachTheWord</w:t>
+      </w:r>
+      <w:r>
+        <w:t>.Church</w:t>
       </w:r>
     </w:p>
     <w:p>
@@ -92,7 +95,7 @@
         </w:rPr>
       </w:pPr>
       <w:r>
-        <w:pict w14:anchorId="386FC75E">
+        <w:pict w14:anchorId="7BE3DC59">
           <v:rect id="Rectangle 51" o:spid="_x0000_s2062" alt="" style="width:468pt;height:.05pt;visibility:visible;mso-wrap-style:square;mso-width-percent:0;mso-height-percent:0;mso-left-percent:-10001;mso-top-percent:-10001;mso-position-horizontal:absolute;mso-position-horizontal-relative:char;mso-position-vertical:absolute;mso-position-vertical-relative:line;mso-width-percent:0;mso-height-percent:0;mso-left-percent:-10001;mso-top-percent:-10001;v-text-anchor:top" filled="f">
             <o:lock v:ext="edit" aspectratio="t"/>
             <w10:anchorlock/>
@@ -140,7 +143,7 @@
         </w:rPr>
       </w:pPr>
       <w:r>
-        <w:pict w14:anchorId="304F65BA">
+        <w:pict w14:anchorId="71892F98">
           <v:rect id="Rectangle 49" o:spid="_x0000_s2061" alt="" style="width:468pt;height:.05pt;visibility:visible;mso-wrap-style:square;mso-width-percent:0;mso-height-percent:0;mso-left-percent:-10001;mso-top-percent:-10001;mso-position-horizontal:absolute;mso-position-horizontal-relative:char;mso-position-vertical:absolute;mso-position-vertical-relative:line;mso-width-percent:0;mso-height-percent:0;mso-left-percent:-10001;mso-top-percent:-10001;v-text-anchor:top" filled="f">
             <o:lock v:ext="edit" aspectratio="t"/>
             <w10:anchorlock/>
@@ -1959,7 +1962,7 @@
         </w:rPr>
       </w:pPr>
       <w:r>
-        <w:pict w14:anchorId="624E3779">
+        <w:pict w14:anchorId="1D9168E8">
           <v:rect id="Rectangle 47" o:spid="_x0000_s2060" alt="" style="width:468pt;height:.35pt;visibility:visible;mso-wrap-style:square;mso-width-percent:0;mso-height-percent:0;mso-left-percent:-10001;mso-top-percent:-10001;mso-position-horizontal:absolute;mso-position-horizontal-relative:char;mso-position-vertical:absolute;mso-position-vertical-relative:line;mso-width-percent:0;mso-height-percent:0;mso-left-percent:-10001;mso-top-percent:-10001;v-text-anchor:top" filled="f">
             <o:lock v:ext="edit" aspectratio="t"/>
             <w10:anchorlock/>
@@ -2283,7 +2286,7 @@
         </w:rPr>
       </w:pPr>
       <w:r>
-        <w:pict w14:anchorId="39BA82FC">
+        <w:pict w14:anchorId="2AB415B7">
           <v:rect id="Rectangle 45" o:spid="_x0000_s2059" alt="" style="width:468pt;height:.35pt;visibility:visible;mso-wrap-style:square;mso-width-percent:0;mso-height-percent:0;mso-left-percent:-10001;mso-top-percent:-10001;mso-position-horizontal:absolute;mso-position-horizontal-relative:char;mso-position-vertical:absolute;mso-position-vertical-relative:line;mso-width-percent:0;mso-height-percent:0;mso-left-percent:-10001;mso-top-percent:-10001;v-text-anchor:top" filled="f">
             <o:lock v:ext="edit" aspectratio="t"/>
             <w10:anchorlock/>
@@ -2565,7 +2568,7 @@
         </w:rPr>
       </w:pPr>
       <w:r>
-        <w:pict w14:anchorId="3C93B161">
+        <w:pict w14:anchorId="6682E429">
           <v:rect id="Rectangle 43" o:spid="_x0000_s2058" alt="" style="width:468pt;height:.35pt;visibility:visible;mso-wrap-style:square;mso-width-percent:0;mso-height-percent:0;mso-left-percent:-10001;mso-top-percent:-10001;mso-position-horizontal:absolute;mso-position-horizontal-relative:char;mso-position-vertical:absolute;mso-position-vertical-relative:line;mso-width-percent:0;mso-height-percent:0;mso-left-percent:-10001;mso-top-percent:-10001;v-text-anchor:top" filled="f">
             <o:lock v:ext="edit" aspectratio="t"/>
             <w10:anchorlock/>
@@ -4925,7 +4928,7 @@
         </w:rPr>
       </w:pPr>
       <w:r>
-        <w:pict w14:anchorId="7FB992B5">
+        <w:pict w14:anchorId="75CAF0D9">
           <v:rect id="Rectangle 41" o:spid="_x0000_s2057" alt="" style="width:468pt;height:.35pt;visibility:visible;mso-wrap-style:square;mso-width-percent:0;mso-height-percent:0;mso-left-percent:-10001;mso-top-percent:-10001;mso-position-horizontal:absolute;mso-position-horizontal-relative:char;mso-position-vertical:absolute;mso-position-vertical-relative:line;mso-width-percent:0;mso-height-percent:0;mso-left-percent:-10001;mso-top-percent:-10001;v-text-anchor:top" filled="f">
             <o:lock v:ext="edit" aspectratio="t"/>
             <w10:anchorlock/>
@@ -5867,7 +5870,7 @@
         </w:rPr>
       </w:pPr>
       <w:r>
-        <w:pict w14:anchorId="79B79DE0">
+        <w:pict w14:anchorId="2C0C3E5A">
           <v:rect id="Rectangle 39" o:spid="_x0000_s2056" alt="" style="width:468pt;height:.35pt;visibility:visible;mso-wrap-style:square;mso-width-percent:0;mso-height-percent:0;mso-left-percent:-10001;mso-top-percent:-10001;mso-position-horizontal:absolute;mso-position-horizontal-relative:char;mso-position-vertical:absolute;mso-position-vertical-relative:line;mso-width-percent:0;mso-height-percent:0;mso-left-percent:-10001;mso-top-percent:-10001;v-text-anchor:top" filled="f">
             <o:lock v:ext="edit" aspectratio="t"/>
             <w10:anchorlock/>
@@ -7499,7 +7502,7 @@
         </w:rPr>
       </w:pPr>
       <w:r>
-        <w:pict w14:anchorId="04475107">
+        <w:pict w14:anchorId="2B2C139D">
           <v:rect id="Rectangle 37" o:spid="_x0000_s2055" alt="" style="width:468pt;height:.35pt;visibility:visible;mso-wrap-style:square;mso-width-percent:0;mso-height-percent:0;mso-left-percent:-10001;mso-top-percent:-10001;mso-position-horizontal:absolute;mso-position-horizontal-relative:char;mso-position-vertical:absolute;mso-position-vertical-relative:line;mso-width-percent:0;mso-height-percent:0;mso-left-percent:-10001;mso-top-percent:-10001;v-text-anchor:top" filled="f">
             <o:lock v:ext="edit" aspectratio="t"/>
             <w10:anchorlock/>
@@ -8256,7 +8259,7 @@
         </w:rPr>
       </w:pPr>
       <w:r>
-        <w:pict w14:anchorId="044642B5">
+        <w:pict w14:anchorId="2588FD24">
           <v:rect id="Rectangle 35" o:spid="_x0000_s2054" alt="" style="width:468pt;height:.35pt;visibility:visible;mso-wrap-style:square;mso-width-percent:0;mso-height-percent:0;mso-left-percent:-10001;mso-top-percent:-10001;mso-position-horizontal:absolute;mso-position-horizontal-relative:char;mso-position-vertical:absolute;mso-position-vertical-relative:line;mso-width-percent:0;mso-height-percent:0;mso-left-percent:-10001;mso-top-percent:-10001;v-text-anchor:top" filled="f">
             <o:lock v:ext="edit" aspectratio="t"/>
             <w10:anchorlock/>
@@ -9054,7 +9057,7 @@
         </w:rPr>
       </w:pPr>
       <w:r>
-        <w:pict w14:anchorId="7AE140C6">
+        <w:pict w14:anchorId="655450BD">
           <v:rect id="Rectangle 33" o:spid="_x0000_s2053" alt="" style="width:468pt;height:.35pt;visibility:visible;mso-wrap-style:square;mso-width-percent:0;mso-height-percent:0;mso-left-percent:-10001;mso-top-percent:-10001;mso-position-horizontal:absolute;mso-position-horizontal-relative:char;mso-position-vertical:absolute;mso-position-vertical-relative:line;mso-width-percent:0;mso-height-percent:0;mso-left-percent:-10001;mso-top-percent:-10001;v-text-anchor:top" filled="f">
             <o:lock v:ext="edit" aspectratio="t"/>
             <w10:anchorlock/>
@@ -9448,7 +9451,7 @@
         </w:rPr>
       </w:pPr>
       <w:r>
-        <w:pict w14:anchorId="211FA28F">
+        <w:pict w14:anchorId="3D4DA11A">
           <v:rect id="Rectangle 31" o:spid="_x0000_s2052" alt="" style="width:468pt;height:.35pt;visibility:visible;mso-wrap-style:square;mso-width-percent:0;mso-height-percent:0;mso-left-percent:-10001;mso-top-percent:-10001;mso-position-horizontal:absolute;mso-position-horizontal-relative:char;mso-position-vertical:absolute;mso-position-vertical-relative:line;mso-width-percent:0;mso-height-percent:0;mso-left-percent:-10001;mso-top-percent:-10001;v-text-anchor:top" filled="f">
             <o:lock v:ext="edit" aspectratio="t"/>
             <w10:anchorlock/>
@@ -9846,7 +9849,7 @@
         </w:rPr>
       </w:pPr>
       <w:r>
-        <w:pict w14:anchorId="28AAC32A">
+        <w:pict w14:anchorId="15D4F104">
           <v:rect id="Rectangle 29" o:spid="_x0000_s2051" alt="" style="width:468pt;height:.05pt;visibility:visible;mso-wrap-style:square;mso-width-percent:0;mso-height-percent:0;mso-left-percent:-10001;mso-top-percent:-10001;mso-position-horizontal:absolute;mso-position-horizontal-relative:char;mso-position-vertical:absolute;mso-position-vertical-relative:line;mso-width-percent:0;mso-height-percent:0;mso-left-percent:-10001;mso-top-percent:-10001;v-text-anchor:top" filled="f">
             <o:lock v:ext="edit" aspectratio="t"/>
             <w10:anchorlock/>
@@ -10179,7 +10182,7 @@
         </w:rPr>
       </w:pPr>
       <w:r>
-        <w:pict w14:anchorId="4CA88BBE">
+        <w:pict w14:anchorId="33E60281">
           <v:rect id="Rectangle 27" o:spid="_x0000_s2050" alt="" style="width:468pt;height:.35pt;visibility:visible;mso-wrap-style:square;mso-width-percent:0;mso-height-percent:0;mso-left-percent:-10001;mso-top-percent:-10001;mso-position-horizontal:absolute;mso-position-horizontal-relative:char;mso-position-vertical:absolute;mso-position-vertical-relative:line;mso-width-percent:0;mso-height-percent:0;mso-left-percent:-10001;mso-top-percent:-10001;v-text-anchor:top" filled="f">
             <o:lock v:ext="edit" aspectratio="t"/>
             <w10:anchorlock/>
@@ -10810,12 +10813,6 @@
       <w:pPr>
         <w:pStyle w:val="code-line"/>
         <w:spacing w:before="0" w:beforeAutospacing="0" w:after="240" w:afterAutospacing="0"/>
-        <w:rPr>
-          <w:rFonts w:ascii="Segoe UI" w:hAnsi="Segoe UI" w:cs="Segoe UI"/>
-          <w:color w:val="352F3D"/>
-          <w:sz w:val="21"/>
-          <w:szCs w:val="21"/>
-        </w:rPr>
       </w:pPr>
       <w:r>
         <w:rPr>
@@ -10841,22 +10838,25 @@
         <w:r>
           <w:rPr>
             <w:rStyle w:val="Hyperlink"/>
-            <w:rFonts w:ascii="Segoe UI" w:hAnsi="Segoe UI" w:cs="Segoe UI"/>
-            <w:sz w:val="21"/>
-            <w:szCs w:val="21"/>
           </w:rPr>
-          <w:t>https://tinyurl.com/TeachTheWord/2026-Q1/Resources/TheGreatFemIntro.pdf</w:t>
+          <w:t>https://usefulengines.github.io/EvangelismPublic/2026-Q1/Resources/1Timothy2-Exegesis.pdf</w:t>
         </w:r>
       </w:hyperlink>
       <w:r>
-        <w:rPr>
-          <w:rFonts w:ascii="Segoe UI" w:hAnsi="Segoe UI" w:cs="Segoe UI"/>
-          <w:color w:val="352F3D"/>
-          <w:sz w:val="21"/>
-          <w:szCs w:val="21"/>
-        </w:rPr>
         <w:t>)</w:t>
       </w:r>
+    </w:p>
+    <w:p>
+      <w:pPr>
+        <w:pStyle w:val="code-line"/>
+        <w:spacing w:before="0" w:beforeAutospacing="0" w:after="240" w:afterAutospacing="0"/>
+        <w:rPr>
+          <w:rFonts w:ascii="Segoe UI" w:hAnsi="Segoe UI" w:cs="Segoe UI"/>
+          <w:color w:val="352F3D"/>
+          <w:sz w:val="21"/>
+          <w:szCs w:val="21"/>
+        </w:rPr>
+      </w:pPr>
     </w:p>
     <w:sectPr>
       <w:headerReference w:type="even" r:id="rId17"/>

--- a/2026-Q1/Resources/1Timothy2-Exegesis.docx
+++ b/2026-Q1/Resources/1Timothy2-Exegesis.docx
@@ -95,7 +95,7 @@
         </w:rPr>
       </w:pPr>
       <w:r>
-        <w:pict w14:anchorId="7BE3DC59">
+        <w:pict w14:anchorId="2F5EDBF8">
           <v:rect id="Rectangle 51" o:spid="_x0000_s2062" alt="" style="width:468pt;height:.05pt;visibility:visible;mso-wrap-style:square;mso-width-percent:0;mso-height-percent:0;mso-left-percent:-10001;mso-top-percent:-10001;mso-position-horizontal:absolute;mso-position-horizontal-relative:char;mso-position-vertical:absolute;mso-position-vertical-relative:line;mso-width-percent:0;mso-height-percent:0;mso-left-percent:-10001;mso-top-percent:-10001;v-text-anchor:top" filled="f">
             <o:lock v:ext="edit" aspectratio="t"/>
             <w10:anchorlock/>
@@ -143,7 +143,7 @@
         </w:rPr>
       </w:pPr>
       <w:r>
-        <w:pict w14:anchorId="71892F98">
+        <w:pict w14:anchorId="2262C78F">
           <v:rect id="Rectangle 49" o:spid="_x0000_s2061" alt="" style="width:468pt;height:.05pt;visibility:visible;mso-wrap-style:square;mso-width-percent:0;mso-height-percent:0;mso-left-percent:-10001;mso-top-percent:-10001;mso-position-horizontal:absolute;mso-position-horizontal-relative:char;mso-position-vertical:absolute;mso-position-vertical-relative:line;mso-width-percent:0;mso-height-percent:0;mso-left-percent:-10001;mso-top-percent:-10001;v-text-anchor:top" filled="f">
             <o:lock v:ext="edit" aspectratio="t"/>
             <w10:anchorlock/>
@@ -1962,7 +1962,7 @@
         </w:rPr>
       </w:pPr>
       <w:r>
-        <w:pict w14:anchorId="1D9168E8">
+        <w:pict w14:anchorId="119B0CB4">
           <v:rect id="Rectangle 47" o:spid="_x0000_s2060" alt="" style="width:468pt;height:.35pt;visibility:visible;mso-wrap-style:square;mso-width-percent:0;mso-height-percent:0;mso-left-percent:-10001;mso-top-percent:-10001;mso-position-horizontal:absolute;mso-position-horizontal-relative:char;mso-position-vertical:absolute;mso-position-vertical-relative:line;mso-width-percent:0;mso-height-percent:0;mso-left-percent:-10001;mso-top-percent:-10001;v-text-anchor:top" filled="f">
             <o:lock v:ext="edit" aspectratio="t"/>
             <w10:anchorlock/>
@@ -2286,7 +2286,7 @@
         </w:rPr>
       </w:pPr>
       <w:r>
-        <w:pict w14:anchorId="2AB415B7">
+        <w:pict w14:anchorId="165A0A43">
           <v:rect id="Rectangle 45" o:spid="_x0000_s2059" alt="" style="width:468pt;height:.35pt;visibility:visible;mso-wrap-style:square;mso-width-percent:0;mso-height-percent:0;mso-left-percent:-10001;mso-top-percent:-10001;mso-position-horizontal:absolute;mso-position-horizontal-relative:char;mso-position-vertical:absolute;mso-position-vertical-relative:line;mso-width-percent:0;mso-height-percent:0;mso-left-percent:-10001;mso-top-percent:-10001;v-text-anchor:top" filled="f">
             <o:lock v:ext="edit" aspectratio="t"/>
             <w10:anchorlock/>
@@ -2568,7 +2568,7 @@
         </w:rPr>
       </w:pPr>
       <w:r>
-        <w:pict w14:anchorId="6682E429">
+        <w:pict w14:anchorId="05872ADE">
           <v:rect id="Rectangle 43" o:spid="_x0000_s2058" alt="" style="width:468pt;height:.35pt;visibility:visible;mso-wrap-style:square;mso-width-percent:0;mso-height-percent:0;mso-left-percent:-10001;mso-top-percent:-10001;mso-position-horizontal:absolute;mso-position-horizontal-relative:char;mso-position-vertical:absolute;mso-position-vertical-relative:line;mso-width-percent:0;mso-height-percent:0;mso-left-percent:-10001;mso-top-percent:-10001;v-text-anchor:top" filled="f">
             <o:lock v:ext="edit" aspectratio="t"/>
             <w10:anchorlock/>
@@ -4928,7 +4928,7 @@
         </w:rPr>
       </w:pPr>
       <w:r>
-        <w:pict w14:anchorId="75CAF0D9">
+        <w:pict w14:anchorId="6BEEE165">
           <v:rect id="Rectangle 41" o:spid="_x0000_s2057" alt="" style="width:468pt;height:.35pt;visibility:visible;mso-wrap-style:square;mso-width-percent:0;mso-height-percent:0;mso-left-percent:-10001;mso-top-percent:-10001;mso-position-horizontal:absolute;mso-position-horizontal-relative:char;mso-position-vertical:absolute;mso-position-vertical-relative:line;mso-width-percent:0;mso-height-percent:0;mso-left-percent:-10001;mso-top-percent:-10001;v-text-anchor:top" filled="f">
             <o:lock v:ext="edit" aspectratio="t"/>
             <w10:anchorlock/>
@@ -5870,7 +5870,7 @@
         </w:rPr>
       </w:pPr>
       <w:r>
-        <w:pict w14:anchorId="2C0C3E5A">
+        <w:pict w14:anchorId="1B20D344">
           <v:rect id="Rectangle 39" o:spid="_x0000_s2056" alt="" style="width:468pt;height:.35pt;visibility:visible;mso-wrap-style:square;mso-width-percent:0;mso-height-percent:0;mso-left-percent:-10001;mso-top-percent:-10001;mso-position-horizontal:absolute;mso-position-horizontal-relative:char;mso-position-vertical:absolute;mso-position-vertical-relative:line;mso-width-percent:0;mso-height-percent:0;mso-left-percent:-10001;mso-top-percent:-10001;v-text-anchor:top" filled="f">
             <o:lock v:ext="edit" aspectratio="t"/>
             <w10:anchorlock/>
@@ -7502,7 +7502,7 @@
         </w:rPr>
       </w:pPr>
       <w:r>
-        <w:pict w14:anchorId="2B2C139D">
+        <w:pict w14:anchorId="13C1DFB3">
           <v:rect id="Rectangle 37" o:spid="_x0000_s2055" alt="" style="width:468pt;height:.35pt;visibility:visible;mso-wrap-style:square;mso-width-percent:0;mso-height-percent:0;mso-left-percent:-10001;mso-top-percent:-10001;mso-position-horizontal:absolute;mso-position-horizontal-relative:char;mso-position-vertical:absolute;mso-position-vertical-relative:line;mso-width-percent:0;mso-height-percent:0;mso-left-percent:-10001;mso-top-percent:-10001;v-text-anchor:top" filled="f">
             <o:lock v:ext="edit" aspectratio="t"/>
             <w10:anchorlock/>
@@ -8259,7 +8259,7 @@
         </w:rPr>
       </w:pPr>
       <w:r>
-        <w:pict w14:anchorId="2588FD24">
+        <w:pict w14:anchorId="41D10926">
           <v:rect id="Rectangle 35" o:spid="_x0000_s2054" alt="" style="width:468pt;height:.35pt;visibility:visible;mso-wrap-style:square;mso-width-percent:0;mso-height-percent:0;mso-left-percent:-10001;mso-top-percent:-10001;mso-position-horizontal:absolute;mso-position-horizontal-relative:char;mso-position-vertical:absolute;mso-position-vertical-relative:line;mso-width-percent:0;mso-height-percent:0;mso-left-percent:-10001;mso-top-percent:-10001;v-text-anchor:top" filled="f">
             <o:lock v:ext="edit" aspectratio="t"/>
             <w10:anchorlock/>
@@ -9057,7 +9057,7 @@
         </w:rPr>
       </w:pPr>
       <w:r>
-        <w:pict w14:anchorId="655450BD">
+        <w:pict w14:anchorId="6FAB2EF8">
           <v:rect id="Rectangle 33" o:spid="_x0000_s2053" alt="" style="width:468pt;height:.35pt;visibility:visible;mso-wrap-style:square;mso-width-percent:0;mso-height-percent:0;mso-left-percent:-10001;mso-top-percent:-10001;mso-position-horizontal:absolute;mso-position-horizontal-relative:char;mso-position-vertical:absolute;mso-position-vertical-relative:line;mso-width-percent:0;mso-height-percent:0;mso-left-percent:-10001;mso-top-percent:-10001;v-text-anchor:top" filled="f">
             <o:lock v:ext="edit" aspectratio="t"/>
             <w10:anchorlock/>
@@ -9451,7 +9451,7 @@
         </w:rPr>
       </w:pPr>
       <w:r>
-        <w:pict w14:anchorId="3D4DA11A">
+        <w:pict w14:anchorId="2C94902E">
           <v:rect id="Rectangle 31" o:spid="_x0000_s2052" alt="" style="width:468pt;height:.35pt;visibility:visible;mso-wrap-style:square;mso-width-percent:0;mso-height-percent:0;mso-left-percent:-10001;mso-top-percent:-10001;mso-position-horizontal:absolute;mso-position-horizontal-relative:char;mso-position-vertical:absolute;mso-position-vertical-relative:line;mso-width-percent:0;mso-height-percent:0;mso-left-percent:-10001;mso-top-percent:-10001;v-text-anchor:top" filled="f">
             <o:lock v:ext="edit" aspectratio="t"/>
             <w10:anchorlock/>
@@ -9849,7 +9849,7 @@
         </w:rPr>
       </w:pPr>
       <w:r>
-        <w:pict w14:anchorId="15D4F104">
+        <w:pict w14:anchorId="65C8C445">
           <v:rect id="Rectangle 29" o:spid="_x0000_s2051" alt="" style="width:468pt;height:.05pt;visibility:visible;mso-wrap-style:square;mso-width-percent:0;mso-height-percent:0;mso-left-percent:-10001;mso-top-percent:-10001;mso-position-horizontal:absolute;mso-position-horizontal-relative:char;mso-position-vertical:absolute;mso-position-vertical-relative:line;mso-width-percent:0;mso-height-percent:0;mso-left-percent:-10001;mso-top-percent:-10001;v-text-anchor:top" filled="f">
             <o:lock v:ext="edit" aspectratio="t"/>
             <w10:anchorlock/>
@@ -10182,7 +10182,7 @@
         </w:rPr>
       </w:pPr>
       <w:r>
-        <w:pict w14:anchorId="33E60281">
+        <w:pict w14:anchorId="38AFD0C1">
           <v:rect id="Rectangle 27" o:spid="_x0000_s2050" alt="" style="width:468pt;height:.35pt;visibility:visible;mso-wrap-style:square;mso-width-percent:0;mso-height-percent:0;mso-left-percent:-10001;mso-top-percent:-10001;mso-position-horizontal:absolute;mso-position-horizontal-relative:char;mso-position-vertical:absolute;mso-position-vertical-relative:line;mso-width-percent:0;mso-height-percent:0;mso-left-percent:-10001;mso-top-percent:-10001;v-text-anchor:top" filled="f">
             <o:lock v:ext="edit" aspectratio="t"/>
             <w10:anchorlock/>
@@ -10239,7 +10239,7 @@
         </w:rPr>
         <w:t> NET Bible (</w:t>
       </w:r>
-      <w:hyperlink r:id="rId7" w:history="1">
+      <w:hyperlink r:id="rId8" w:history="1">
         <w:r>
           <w:rPr>
             <w:rStyle w:val="Hyperlink"/>
@@ -10259,7 +10259,7 @@
         </w:rPr>
         <w:t>). Greek text and interlinear via Blue Letter Bible (</w:t>
       </w:r>
-      <w:hyperlink r:id="rId8" w:history="1">
+      <w:hyperlink r:id="rId9" w:history="1">
         <w:r>
           <w:rPr>
             <w:rStyle w:val="Hyperlink"/>
@@ -10330,7 +10330,7 @@
         </w:rPr>
         <w:t> (</w:t>
       </w:r>
-      <w:hyperlink r:id="rId9" w:history="1">
+      <w:hyperlink r:id="rId10" w:history="1">
         <w:r>
           <w:rPr>
             <w:rStyle w:val="Hyperlink"/>
@@ -10370,7 +10370,7 @@
         </w:rPr>
         <w:t> (</w:t>
       </w:r>
-      <w:hyperlink r:id="rId10" w:history="1">
+      <w:hyperlink r:id="rId11" w:history="1">
         <w:r>
           <w:rPr>
             <w:rStyle w:val="Hyperlink"/>
@@ -10429,7 +10429,7 @@
         </w:rPr>
         <w:t>, Connolly translation (</w:t>
       </w:r>
-      <w:hyperlink r:id="rId11" w:history="1">
+      <w:hyperlink r:id="rId12" w:history="1">
         <w:r>
           <w:rPr>
             <w:rStyle w:val="Hyperlink"/>
@@ -10570,7 +10570,7 @@
         </w:rPr>
         <w:t> Philip B. Payne on the syntax of 1 Timothy 2:12. Margaret Mowczko, "1 Tim 2:12 and Authentein" (</w:t>
       </w:r>
-      <w:hyperlink r:id="rId12" w:history="1">
+      <w:hyperlink r:id="rId13" w:history="1">
         <w:r>
           <w:rPr>
             <w:rStyle w:val="Hyperlink"/>
@@ -10610,7 +10610,7 @@
         </w:rPr>
         <w:t> (1992). John Mark Hicks, "Fourteen Questions About and Twelve Interpretations of 1 Timothy 2:12" (</w:t>
       </w:r>
-      <w:hyperlink r:id="rId13" w:history="1">
+      <w:hyperlink r:id="rId14" w:history="1">
         <w:r>
           <w:rPr>
             <w:rStyle w:val="Hyperlink"/>
@@ -10705,7 +10705,7 @@
         </w:rPr>
         <w:t xml:space="preserve"> (</w:t>
       </w:r>
-      <w:hyperlink r:id="rId14" w:history="1">
+      <w:hyperlink r:id="rId15" w:history="1">
         <w:r>
           <w:rPr>
             <w:rStyle w:val="Hyperlink"/>
@@ -10785,7 +10785,7 @@
         </w:rPr>
         <w:t>(</w:t>
       </w:r>
-      <w:hyperlink r:id="rId15" w:history="1">
+      <w:hyperlink r:id="rId16" w:history="1">
         <w:r>
           <w:rPr>
             <w:rStyle w:val="Hyperlink"/>
@@ -10834,12 +10834,12 @@
         </w:rPr>
         <w:t>.  An analysis of modern societal trends toward a plurality of females within traditionally male institutions.  (</w:t>
       </w:r>
-      <w:hyperlink r:id="rId16" w:history="1">
+      <w:hyperlink r:id="rId17" w:history="1">
         <w:r>
           <w:rPr>
             <w:rStyle w:val="Hyperlink"/>
           </w:rPr>
-          <w:t>https://usefulengines.github.io/EvangelismPublic/2026-Q1/Resources/1Timothy2-Exegesis.pdf</w:t>
+          <w:t>https://github.com/UsefulEngines/EvangelismPublic/blob/main/2026-Q1/Resources/TheGreatFemIntro.pdf</w:t>
         </w:r>
       </w:hyperlink>
       <w:r>
@@ -10859,12 +10859,12 @@
       </w:pPr>
     </w:p>
     <w:sectPr>
-      <w:headerReference w:type="even" r:id="rId17"/>
-      <w:headerReference w:type="default" r:id="rId18"/>
-      <w:footerReference w:type="even" r:id="rId19"/>
-      <w:footerReference w:type="default" r:id="rId20"/>
-      <w:headerReference w:type="first" r:id="rId21"/>
-      <w:footerReference w:type="first" r:id="rId22"/>
+      <w:headerReference w:type="even" r:id="rId18"/>
+      <w:headerReference w:type="default" r:id="rId19"/>
+      <w:footerReference w:type="even" r:id="rId20"/>
+      <w:footerReference w:type="default" r:id="rId21"/>
+      <w:headerReference w:type="first" r:id="rId22"/>
+      <w:footerReference w:type="first" r:id="rId23"/>
       <w:pgSz w:w="12240" w:h="20160" w:code="5"/>
       <w:pgMar w:top="1440" w:right="1440" w:bottom="1440" w:left="1440" w:header="720" w:footer="720" w:gutter="0"/>
       <w:cols w:space="720"/>
@@ -22109,4 +22109,16 @@
     </a:ext>
   </a:extLst>
 </a:theme>
+</file>
+
+<file path=customXml/item1.xml><?xml version="1.0" encoding="utf-8"?>
+<b:Sources xmlns:b="http://schemas.openxmlformats.org/officeDocument/2006/bibliography" xmlns="http://schemas.openxmlformats.org/officeDocument/2006/bibliography" SelectedStyle="/APASixthEditionOfficeOnline.xsl" StyleName="APA" Version="6"/>
+</file>
+
+<file path=customXml/itemProps1.xml><?xml version="1.0" encoding="utf-8"?>
+<ds:datastoreItem xmlns:ds="http://schemas.openxmlformats.org/officeDocument/2006/customXml" ds:itemID="{AE1BA02B-DFC3-244E-9058-FA8DFE1EE976}">
+  <ds:schemaRefs>
+    <ds:schemaRef ds:uri="http://schemas.openxmlformats.org/officeDocument/2006/bibliography"/>
+  </ds:schemaRefs>
+</ds:datastoreItem>
 </file>
--- a/2026-Q1/Resources/1Timothy2-Exegesis.docx
+++ b/2026-Q1/Resources/1Timothy2-Exegesis.docx
@@ -95,7 +95,7 @@
         </w:rPr>
       </w:pPr>
       <w:r>
-        <w:pict w14:anchorId="2F5EDBF8">
+        <w:pict w14:anchorId="1250AED1">
           <v:rect id="Rectangle 51" o:spid="_x0000_s2062" alt="" style="width:468pt;height:.05pt;visibility:visible;mso-wrap-style:square;mso-width-percent:0;mso-height-percent:0;mso-left-percent:-10001;mso-top-percent:-10001;mso-position-horizontal:absolute;mso-position-horizontal-relative:char;mso-position-vertical:absolute;mso-position-vertical-relative:line;mso-width-percent:0;mso-height-percent:0;mso-left-percent:-10001;mso-top-percent:-10001;v-text-anchor:top" filled="f">
             <o:lock v:ext="edit" aspectratio="t"/>
             <w10:anchorlock/>
@@ -143,7 +143,7 @@
         </w:rPr>
       </w:pPr>
       <w:r>
-        <w:pict w14:anchorId="2262C78F">
+        <w:pict w14:anchorId="66CD52F2">
           <v:rect id="Rectangle 49" o:spid="_x0000_s2061" alt="" style="width:468pt;height:.05pt;visibility:visible;mso-wrap-style:square;mso-width-percent:0;mso-height-percent:0;mso-left-percent:-10001;mso-top-percent:-10001;mso-position-horizontal:absolute;mso-position-horizontal-relative:char;mso-position-vertical:absolute;mso-position-vertical-relative:line;mso-width-percent:0;mso-height-percent:0;mso-left-percent:-10001;mso-top-percent:-10001;v-text-anchor:top" filled="f">
             <o:lock v:ext="edit" aspectratio="t"/>
             <w10:anchorlock/>
@@ -1962,7 +1962,7 @@
         </w:rPr>
       </w:pPr>
       <w:r>
-        <w:pict w14:anchorId="119B0CB4">
+        <w:pict w14:anchorId="40BBA983">
           <v:rect id="Rectangle 47" o:spid="_x0000_s2060" alt="" style="width:468pt;height:.35pt;visibility:visible;mso-wrap-style:square;mso-width-percent:0;mso-height-percent:0;mso-left-percent:-10001;mso-top-percent:-10001;mso-position-horizontal:absolute;mso-position-horizontal-relative:char;mso-position-vertical:absolute;mso-position-vertical-relative:line;mso-width-percent:0;mso-height-percent:0;mso-left-percent:-10001;mso-top-percent:-10001;v-text-anchor:top" filled="f">
             <o:lock v:ext="edit" aspectratio="t"/>
             <w10:anchorlock/>
@@ -2286,7 +2286,7 @@
         </w:rPr>
       </w:pPr>
       <w:r>
-        <w:pict w14:anchorId="165A0A43">
+        <w:pict w14:anchorId="3E57C9BE">
           <v:rect id="Rectangle 45" o:spid="_x0000_s2059" alt="" style="width:468pt;height:.35pt;visibility:visible;mso-wrap-style:square;mso-width-percent:0;mso-height-percent:0;mso-left-percent:-10001;mso-top-percent:-10001;mso-position-horizontal:absolute;mso-position-horizontal-relative:char;mso-position-vertical:absolute;mso-position-vertical-relative:line;mso-width-percent:0;mso-height-percent:0;mso-left-percent:-10001;mso-top-percent:-10001;v-text-anchor:top" filled="f">
             <o:lock v:ext="edit" aspectratio="t"/>
             <w10:anchorlock/>
@@ -2568,7 +2568,7 @@
         </w:rPr>
       </w:pPr>
       <w:r>
-        <w:pict w14:anchorId="05872ADE">
+        <w:pict w14:anchorId="00C71245">
           <v:rect id="Rectangle 43" o:spid="_x0000_s2058" alt="" style="width:468pt;height:.35pt;visibility:visible;mso-wrap-style:square;mso-width-percent:0;mso-height-percent:0;mso-left-percent:-10001;mso-top-percent:-10001;mso-position-horizontal:absolute;mso-position-horizontal-relative:char;mso-position-vertical:absolute;mso-position-vertical-relative:line;mso-width-percent:0;mso-height-percent:0;mso-left-percent:-10001;mso-top-percent:-10001;v-text-anchor:top" filled="f">
             <o:lock v:ext="edit" aspectratio="t"/>
             <w10:anchorlock/>
@@ -4928,7 +4928,7 @@
         </w:rPr>
       </w:pPr>
       <w:r>
-        <w:pict w14:anchorId="6BEEE165">
+        <w:pict w14:anchorId="3711B663">
           <v:rect id="Rectangle 41" o:spid="_x0000_s2057" alt="" style="width:468pt;height:.35pt;visibility:visible;mso-wrap-style:square;mso-width-percent:0;mso-height-percent:0;mso-left-percent:-10001;mso-top-percent:-10001;mso-position-horizontal:absolute;mso-position-horizontal-relative:char;mso-position-vertical:absolute;mso-position-vertical-relative:line;mso-width-percent:0;mso-height-percent:0;mso-left-percent:-10001;mso-top-percent:-10001;v-text-anchor:top" filled="f">
             <o:lock v:ext="edit" aspectratio="t"/>
             <w10:anchorlock/>
@@ -5870,7 +5870,7 @@
         </w:rPr>
       </w:pPr>
       <w:r>
-        <w:pict w14:anchorId="1B20D344">
+        <w:pict w14:anchorId="42BD24A0">
           <v:rect id="Rectangle 39" o:spid="_x0000_s2056" alt="" style="width:468pt;height:.35pt;visibility:visible;mso-wrap-style:square;mso-width-percent:0;mso-height-percent:0;mso-left-percent:-10001;mso-top-percent:-10001;mso-position-horizontal:absolute;mso-position-horizontal-relative:char;mso-position-vertical:absolute;mso-position-vertical-relative:line;mso-width-percent:0;mso-height-percent:0;mso-left-percent:-10001;mso-top-percent:-10001;v-text-anchor:top" filled="f">
             <o:lock v:ext="edit" aspectratio="t"/>
             <w10:anchorlock/>
@@ -7502,7 +7502,7 @@
         </w:rPr>
       </w:pPr>
       <w:r>
-        <w:pict w14:anchorId="13C1DFB3">
+        <w:pict w14:anchorId="3A4CEB66">
           <v:rect id="Rectangle 37" o:spid="_x0000_s2055" alt="" style="width:468pt;height:.35pt;visibility:visible;mso-wrap-style:square;mso-width-percent:0;mso-height-percent:0;mso-left-percent:-10001;mso-top-percent:-10001;mso-position-horizontal:absolute;mso-position-horizontal-relative:char;mso-position-vertical:absolute;mso-position-vertical-relative:line;mso-width-percent:0;mso-height-percent:0;mso-left-percent:-10001;mso-top-percent:-10001;v-text-anchor:top" filled="f">
             <o:lock v:ext="edit" aspectratio="t"/>
             <w10:anchorlock/>
@@ -8259,7 +8259,7 @@
         </w:rPr>
       </w:pPr>
       <w:r>
-        <w:pict w14:anchorId="41D10926">
+        <w:pict w14:anchorId="44C23E8A">
           <v:rect id="Rectangle 35" o:spid="_x0000_s2054" alt="" style="width:468pt;height:.35pt;visibility:visible;mso-wrap-style:square;mso-width-percent:0;mso-height-percent:0;mso-left-percent:-10001;mso-top-percent:-10001;mso-position-horizontal:absolute;mso-position-horizontal-relative:char;mso-position-vertical:absolute;mso-position-vertical-relative:line;mso-width-percent:0;mso-height-percent:0;mso-left-percent:-10001;mso-top-percent:-10001;v-text-anchor:top" filled="f">
             <o:lock v:ext="edit" aspectratio="t"/>
             <w10:anchorlock/>
@@ -9057,7 +9057,7 @@
         </w:rPr>
       </w:pPr>
       <w:r>
-        <w:pict w14:anchorId="6FAB2EF8">
+        <w:pict w14:anchorId="18262010">
           <v:rect id="Rectangle 33" o:spid="_x0000_s2053" alt="" style="width:468pt;height:.35pt;visibility:visible;mso-wrap-style:square;mso-width-percent:0;mso-height-percent:0;mso-left-percent:-10001;mso-top-percent:-10001;mso-position-horizontal:absolute;mso-position-horizontal-relative:char;mso-position-vertical:absolute;mso-position-vertical-relative:line;mso-width-percent:0;mso-height-percent:0;mso-left-percent:-10001;mso-top-percent:-10001;v-text-anchor:top" filled="f">
             <o:lock v:ext="edit" aspectratio="t"/>
             <w10:anchorlock/>
@@ -9451,7 +9451,7 @@
         </w:rPr>
       </w:pPr>
       <w:r>
-        <w:pict w14:anchorId="2C94902E">
+        <w:pict w14:anchorId="0B3ACB78">
           <v:rect id="Rectangle 31" o:spid="_x0000_s2052" alt="" style="width:468pt;height:.35pt;visibility:visible;mso-wrap-style:square;mso-width-percent:0;mso-height-percent:0;mso-left-percent:-10001;mso-top-percent:-10001;mso-position-horizontal:absolute;mso-position-horizontal-relative:char;mso-position-vertical:absolute;mso-position-vertical-relative:line;mso-width-percent:0;mso-height-percent:0;mso-left-percent:-10001;mso-top-percent:-10001;v-text-anchor:top" filled="f">
             <o:lock v:ext="edit" aspectratio="t"/>
             <w10:anchorlock/>
@@ -9849,7 +9849,7 @@
         </w:rPr>
       </w:pPr>
       <w:r>
-        <w:pict w14:anchorId="65C8C445">
+        <w:pict w14:anchorId="3861C11C">
           <v:rect id="Rectangle 29" o:spid="_x0000_s2051" alt="" style="width:468pt;height:.05pt;visibility:visible;mso-wrap-style:square;mso-width-percent:0;mso-height-percent:0;mso-left-percent:-10001;mso-top-percent:-10001;mso-position-horizontal:absolute;mso-position-horizontal-relative:char;mso-position-vertical:absolute;mso-position-vertical-relative:line;mso-width-percent:0;mso-height-percent:0;mso-left-percent:-10001;mso-top-percent:-10001;v-text-anchor:top" filled="f">
             <o:lock v:ext="edit" aspectratio="t"/>
             <w10:anchorlock/>
@@ -10182,7 +10182,7 @@
         </w:rPr>
       </w:pPr>
       <w:r>
-        <w:pict w14:anchorId="38AFD0C1">
+        <w:pict w14:anchorId="6C92B554">
           <v:rect id="Rectangle 27" o:spid="_x0000_s2050" alt="" style="width:468pt;height:.35pt;visibility:visible;mso-wrap-style:square;mso-width-percent:0;mso-height-percent:0;mso-left-percent:-10001;mso-top-percent:-10001;mso-position-horizontal:absolute;mso-position-horizontal-relative:char;mso-position-vertical:absolute;mso-position-vertical-relative:line;mso-width-percent:0;mso-height-percent:0;mso-left-percent:-10001;mso-top-percent:-10001;v-text-anchor:top" filled="f">
             <o:lock v:ext="edit" aspectratio="t"/>
             <w10:anchorlock/>
@@ -10579,7 +10579,27 @@
             <w:sz w:val="21"/>
             <w:szCs w:val="21"/>
           </w:rPr>
-          <w:t>https://michaelfbird.substack.com/p/1-tim-212-and-authentein</w:t>
+          <w:t>https://michaelfbird.subst</w:t>
+        </w:r>
+        <w:r>
+          <w:rPr>
+            <w:rStyle w:val="Hyperlink"/>
+            <w:rFonts w:ascii="Segoe UI" w:hAnsi="Segoe UI" w:cs="Segoe UI"/>
+            <w:color w:val="7138CC"/>
+            <w:sz w:val="21"/>
+            <w:szCs w:val="21"/>
+          </w:rPr>
+          <w:t>a</w:t>
+        </w:r>
+        <w:r>
+          <w:rPr>
+            <w:rStyle w:val="Hyperlink"/>
+            <w:rFonts w:ascii="Segoe UI" w:hAnsi="Segoe UI" w:cs="Segoe UI"/>
+            <w:color w:val="7138CC"/>
+            <w:sz w:val="21"/>
+            <w:szCs w:val="21"/>
+          </w:rPr>
+          <w:t>ck.com/p/1-tim-212-and-authentein</w:t>
         </w:r>
       </w:hyperlink>
       <w:r>
@@ -10713,7 +10733,25 @@
             <w:sz w:val="21"/>
             <w:szCs w:val="21"/>
           </w:rPr>
-          <w:t>https://uasvbible.org/2025/04/24/feminism-and-the-bible-an-analysis-of-feminist-theologys-reinterpretation-of-christian-doctrine-and-authority/</w:t>
+          <w:t>https://uasvbible.org/2025/04/24/feminism-and-the-bible-an-analysis-of-feminist-theologys-reinterpretation-of-christian-doctrine-and-au</w:t>
+        </w:r>
+        <w:r>
+          <w:rPr>
+            <w:rStyle w:val="Hyperlink"/>
+            <w:rFonts w:ascii="Segoe UI" w:hAnsi="Segoe UI" w:cs="Segoe UI"/>
+            <w:sz w:val="21"/>
+            <w:szCs w:val="21"/>
+          </w:rPr>
+          <w:t>t</w:t>
+        </w:r>
+        <w:r>
+          <w:rPr>
+            <w:rStyle w:val="Hyperlink"/>
+            <w:rFonts w:ascii="Segoe UI" w:hAnsi="Segoe UI" w:cs="Segoe UI"/>
+            <w:sz w:val="21"/>
+            <w:szCs w:val="21"/>
+          </w:rPr>
+          <w:t>hority/</w:t>
         </w:r>
       </w:hyperlink>
       <w:r>
@@ -10793,7 +10831,25 @@
             <w:sz w:val="21"/>
             <w:szCs w:val="21"/>
           </w:rPr>
-          <w:t>https://www.youtube.com/watch?v=PFwvdeUjt5s</w:t>
+          <w:t>https://www.yo</w:t>
+        </w:r>
+        <w:r>
+          <w:rPr>
+            <w:rStyle w:val="Hyperlink"/>
+            <w:rFonts w:ascii="Segoe UI" w:hAnsi="Segoe UI" w:cs="Segoe UI"/>
+            <w:sz w:val="21"/>
+            <w:szCs w:val="21"/>
+          </w:rPr>
+          <w:t>u</w:t>
+        </w:r>
+        <w:r>
+          <w:rPr>
+            <w:rStyle w:val="Hyperlink"/>
+            <w:rFonts w:ascii="Segoe UI" w:hAnsi="Segoe UI" w:cs="Segoe UI"/>
+            <w:sz w:val="21"/>
+            <w:szCs w:val="21"/>
+          </w:rPr>
+          <w:t>tube.com/watch?v=PFwvdeUjt5s</w:t>
         </w:r>
       </w:hyperlink>
       <w:r>
@@ -10813,6 +10869,11 @@
       <w:pPr>
         <w:pStyle w:val="code-line"/>
         <w:spacing w:before="0" w:beforeAutospacing="0" w:after="240" w:afterAutospacing="0"/>
+        <w:rPr>
+          <w:rFonts w:ascii="Segoe UI" w:hAnsi="Segoe UI" w:cs="Segoe UI"/>
+          <w:sz w:val="21"/>
+          <w:szCs w:val="21"/>
+        </w:rPr>
       </w:pPr>
       <w:r>
         <w:rPr>
@@ -10832,17 +10893,34 @@
           <w:sz w:val="21"/>
           <w:szCs w:val="21"/>
         </w:rPr>
-        <w:t>.  An analysis of modern societal trends toward a plurality of females within traditionally male institutions.  (</w:t>
+        <w:t xml:space="preserve">.  An analysis of modern societal trends toward a plurality of females within traditionally male institutions.  </w:t>
+      </w:r>
+      <w:r>
+        <w:rPr>
+          <w:rFonts w:ascii="Segoe UI" w:hAnsi="Segoe UI" w:cs="Segoe UI"/>
+          <w:color w:val="352F3D"/>
+          <w:sz w:val="21"/>
+          <w:szCs w:val="21"/>
+        </w:rPr>
+        <w:t>(</w:t>
       </w:r>
       <w:hyperlink r:id="rId17" w:history="1">
         <w:r>
           <w:rPr>
             <w:rStyle w:val="Hyperlink"/>
+            <w:rFonts w:ascii="Segoe UI" w:hAnsi="Segoe UI" w:cs="Segoe UI"/>
+            <w:sz w:val="21"/>
+            <w:szCs w:val="21"/>
           </w:rPr>
-          <w:t>https://github.com/UsefulEngines/EvangelismPublic/blob/main/2026-Q1/Resources/TheGreatFemIntro.pdf</w:t>
+          <w:t>https://github.com/UsefulEngines/EvangelismPublic/blob/fce07e790d6e2a9428de731be9c85e615b2ca800/2026-Q1/Resources/TheGreatFemIntro.pdf</w:t>
         </w:r>
       </w:hyperlink>
       <w:r>
+        <w:rPr>
+          <w:rFonts w:ascii="Segoe UI" w:hAnsi="Segoe UI" w:cs="Segoe UI"/>
+          <w:sz w:val="21"/>
+          <w:szCs w:val="21"/>
+        </w:rPr>
         <w:t>)</w:t>
       </w:r>
     </w:p>

--- a/2026-Q1/Resources/1Timothy2-Exegesis.docx
+++ b/2026-Q1/Resources/1Timothy2-Exegesis.docx
@@ -95,7 +95,7 @@
         </w:rPr>
       </w:pPr>
       <w:r>
-        <w:pict w14:anchorId="1250AED1">
+        <w:pict w14:anchorId="61D91205">
           <v:rect id="Rectangle 51" o:spid="_x0000_s2062" alt="" style="width:468pt;height:.05pt;visibility:visible;mso-wrap-style:square;mso-width-percent:0;mso-height-percent:0;mso-left-percent:-10001;mso-top-percent:-10001;mso-position-horizontal:absolute;mso-position-horizontal-relative:char;mso-position-vertical:absolute;mso-position-vertical-relative:line;mso-width-percent:0;mso-height-percent:0;mso-left-percent:-10001;mso-top-percent:-10001;v-text-anchor:top" filled="f">
             <o:lock v:ext="edit" aspectratio="t"/>
             <w10:anchorlock/>
@@ -143,7 +143,7 @@
         </w:rPr>
       </w:pPr>
       <w:r>
-        <w:pict w14:anchorId="66CD52F2">
+        <w:pict w14:anchorId="61732DD4">
           <v:rect id="Rectangle 49" o:spid="_x0000_s2061" alt="" style="width:468pt;height:.05pt;visibility:visible;mso-wrap-style:square;mso-width-percent:0;mso-height-percent:0;mso-left-percent:-10001;mso-top-percent:-10001;mso-position-horizontal:absolute;mso-position-horizontal-relative:char;mso-position-vertical:absolute;mso-position-vertical-relative:line;mso-width-percent:0;mso-height-percent:0;mso-left-percent:-10001;mso-top-percent:-10001;v-text-anchor:top" filled="f">
             <o:lock v:ext="edit" aspectratio="t"/>
             <w10:anchorlock/>
@@ -1962,7 +1962,7 @@
         </w:rPr>
       </w:pPr>
       <w:r>
-        <w:pict w14:anchorId="40BBA983">
+        <w:pict w14:anchorId="42C42A19">
           <v:rect id="Rectangle 47" o:spid="_x0000_s2060" alt="" style="width:468pt;height:.35pt;visibility:visible;mso-wrap-style:square;mso-width-percent:0;mso-height-percent:0;mso-left-percent:-10001;mso-top-percent:-10001;mso-position-horizontal:absolute;mso-position-horizontal-relative:char;mso-position-vertical:absolute;mso-position-vertical-relative:line;mso-width-percent:0;mso-height-percent:0;mso-left-percent:-10001;mso-top-percent:-10001;v-text-anchor:top" filled="f">
             <o:lock v:ext="edit" aspectratio="t"/>
             <w10:anchorlock/>
@@ -2124,34 +2124,7 @@
           <w:sz w:val="21"/>
           <w:szCs w:val="21"/>
         </w:rPr>
-        <w:t>What does this and related Scripture</w:t>
-      </w:r>
-      <w:r>
-        <w:rPr>
-          <w:rFonts w:ascii="Segoe UI" w:hAnsi="Segoe UI" w:cs="Segoe UI"/>
-          <w:color w:val="352F3D"/>
-          <w:sz w:val="21"/>
-          <w:szCs w:val="21"/>
-        </w:rPr>
-        <w:t xml:space="preserve"> (e.g. 1 Corinthians, Ephesians)</w:t>
-      </w:r>
-      <w:r>
-        <w:rPr>
-          <w:rFonts w:ascii="Segoe UI" w:hAnsi="Segoe UI" w:cs="Segoe UI"/>
-          <w:color w:val="352F3D"/>
-          <w:sz w:val="21"/>
-          <w:szCs w:val="21"/>
-        </w:rPr>
-        <w:t xml:space="preserve"> indicate about the roles of men and women in the church?</w:t>
-      </w:r>
-      <w:r>
-        <w:rPr>
-          <w:rFonts w:ascii="Segoe UI" w:hAnsi="Segoe UI" w:cs="Segoe UI"/>
-          <w:color w:val="352F3D"/>
-          <w:sz w:val="21"/>
-          <w:szCs w:val="21"/>
-        </w:rPr>
-        <w:t xml:space="preserve">  </w:t>
+        <w:t xml:space="preserve">Given that Paul refers to God’s created order (Genesis 2 – male and female roles) and even before the Fall (Genesis 3), how does God’s original design indicate his purpose for gender roles within His church? </w:t>
       </w:r>
     </w:p>
     <w:p>
@@ -2175,118 +2148,202 @@
           <w:sz w:val="21"/>
           <w:szCs w:val="21"/>
         </w:rPr>
-        <w:t>Given that Paul refers to God’s created order (</w:t>
-      </w:r>
-      <w:r>
-        <w:rPr>
-          <w:rFonts w:ascii="Segoe UI" w:hAnsi="Segoe UI" w:cs="Segoe UI"/>
-          <w:color w:val="352F3D"/>
-          <w:sz w:val="21"/>
-          <w:szCs w:val="21"/>
-        </w:rPr>
-        <w:t xml:space="preserve">Genesis 2 </w:t>
-      </w:r>
-      <w:r>
-        <w:rPr>
-          <w:rFonts w:ascii="Segoe UI" w:hAnsi="Segoe UI" w:cs="Segoe UI"/>
-          <w:color w:val="352F3D"/>
-          <w:sz w:val="21"/>
-          <w:szCs w:val="21"/>
-        </w:rPr>
-        <w:t>–</w:t>
-      </w:r>
-      <w:r>
-        <w:rPr>
-          <w:rFonts w:ascii="Segoe UI" w:hAnsi="Segoe UI" w:cs="Segoe UI"/>
-          <w:color w:val="352F3D"/>
-          <w:sz w:val="21"/>
-          <w:szCs w:val="21"/>
-        </w:rPr>
-        <w:t xml:space="preserve"> </w:t>
-      </w:r>
-      <w:r>
-        <w:rPr>
-          <w:rFonts w:ascii="Segoe UI" w:hAnsi="Segoe UI" w:cs="Segoe UI"/>
-          <w:color w:val="352F3D"/>
-          <w:sz w:val="21"/>
-          <w:szCs w:val="21"/>
-        </w:rPr>
-        <w:t>male</w:t>
-      </w:r>
-      <w:r>
-        <w:rPr>
-          <w:rFonts w:ascii="Segoe UI" w:hAnsi="Segoe UI" w:cs="Segoe UI"/>
-          <w:color w:val="352F3D"/>
-          <w:sz w:val="21"/>
-          <w:szCs w:val="21"/>
-        </w:rPr>
-        <w:t xml:space="preserve"> and </w:t>
-      </w:r>
-      <w:r>
-        <w:rPr>
-          <w:rFonts w:ascii="Segoe UI" w:hAnsi="Segoe UI" w:cs="Segoe UI"/>
-          <w:color w:val="352F3D"/>
-          <w:sz w:val="21"/>
-          <w:szCs w:val="21"/>
-        </w:rPr>
-        <w:t>female</w:t>
-      </w:r>
-      <w:r>
-        <w:rPr>
-          <w:rFonts w:ascii="Segoe UI" w:hAnsi="Segoe UI" w:cs="Segoe UI"/>
-          <w:color w:val="352F3D"/>
-          <w:sz w:val="21"/>
-          <w:szCs w:val="21"/>
-        </w:rPr>
-        <w:t xml:space="preserve"> roles</w:t>
-      </w:r>
-      <w:r>
-        <w:rPr>
-          <w:rFonts w:ascii="Segoe UI" w:hAnsi="Segoe UI" w:cs="Segoe UI"/>
-          <w:color w:val="352F3D"/>
-          <w:sz w:val="21"/>
-          <w:szCs w:val="21"/>
-        </w:rPr>
-        <w:t>) and even before the Fall</w:t>
-      </w:r>
-      <w:r>
-        <w:rPr>
-          <w:rFonts w:ascii="Segoe UI" w:hAnsi="Segoe UI" w:cs="Segoe UI"/>
-          <w:color w:val="352F3D"/>
-          <w:sz w:val="21"/>
-          <w:szCs w:val="21"/>
-        </w:rPr>
-        <w:t xml:space="preserve"> (Genesis 3), how does God’s original design indicate his purpose for gender roles</w:t>
-      </w:r>
-      <w:r>
-        <w:rPr>
-          <w:rFonts w:ascii="Segoe UI" w:hAnsi="Segoe UI" w:cs="Segoe UI"/>
-          <w:color w:val="352F3D"/>
-          <w:sz w:val="21"/>
-          <w:szCs w:val="21"/>
-        </w:rPr>
-        <w:t xml:space="preserve"> within His church</w:t>
-      </w:r>
-      <w:r>
-        <w:rPr>
-          <w:rFonts w:ascii="Segoe UI" w:hAnsi="Segoe UI" w:cs="Segoe UI"/>
-          <w:color w:val="352F3D"/>
-          <w:sz w:val="21"/>
-          <w:szCs w:val="21"/>
-        </w:rPr>
-        <w:t xml:space="preserve">? </w:t>
-      </w:r>
-    </w:p>
-    <w:p>
-      <w:pPr>
-        <w:rPr>
-          <w:rFonts w:ascii="Segoe UI" w:hAnsi="Segoe UI" w:cs="Segoe UI"/>
-          <w:sz w:val="21"/>
-          <w:szCs w:val="21"/>
-        </w:rPr>
-      </w:pPr>
-      <w:r>
-        <w:pict w14:anchorId="3E57C9BE">
+        <w:t>Is God’s purpose herein reflective of man’s responsibility for an institutional headship role (i.e. in creation, marriage, family, church)?</w:t>
+      </w:r>
+      <w:r>
+        <w:rPr>
+          <w:rFonts w:ascii="Segoe UI" w:hAnsi="Segoe UI" w:cs="Segoe UI"/>
+          <w:color w:val="352F3D"/>
+          <w:sz w:val="21"/>
+          <w:szCs w:val="21"/>
+        </w:rPr>
+        <w:t xml:space="preserve">  If so, what is the correspondence with related headship role passages (e.g. </w:t>
+      </w:r>
+      <w:r>
+        <w:rPr>
+          <w:rFonts w:ascii="Segoe UI" w:hAnsi="Segoe UI" w:cs="Segoe UI"/>
+          <w:color w:val="352F3D"/>
+          <w:sz w:val="21"/>
+          <w:szCs w:val="21"/>
+        </w:rPr>
+        <w:t>1 Corinthians 11:3; Ephesians 5)</w:t>
+      </w:r>
+      <w:r>
+        <w:rPr>
+          <w:rFonts w:ascii="Segoe UI" w:hAnsi="Segoe UI" w:cs="Segoe UI"/>
+          <w:color w:val="352F3D"/>
+          <w:sz w:val="21"/>
+          <w:szCs w:val="21"/>
+        </w:rPr>
+        <w:t>?</w:t>
+      </w:r>
+    </w:p>
+    <w:p>
+      <w:pPr>
+        <w:pStyle w:val="code-line"/>
+        <w:numPr>
+          <w:ilvl w:val="0"/>
+          <w:numId w:val="63"/>
+        </w:numPr>
+        <w:rPr>
+          <w:rFonts w:ascii="Segoe UI" w:hAnsi="Segoe UI" w:cs="Segoe UI"/>
+          <w:color w:val="352F3D"/>
+          <w:sz w:val="21"/>
+          <w:szCs w:val="21"/>
+        </w:rPr>
+      </w:pPr>
+      <w:r>
+        <w:rPr>
+          <w:rFonts w:ascii="Segoe UI" w:hAnsi="Segoe UI" w:cs="Segoe UI"/>
+          <w:color w:val="352F3D"/>
+          <w:sz w:val="21"/>
+          <w:szCs w:val="21"/>
+        </w:rPr>
+        <w:t xml:space="preserve">Concurrently, how does this passage correlate with God’s purposes for </w:t>
+      </w:r>
+      <w:r>
+        <w:rPr>
+          <w:rFonts w:ascii="Segoe UI" w:hAnsi="Segoe UI" w:cs="Segoe UI"/>
+          <w:color w:val="352F3D"/>
+          <w:sz w:val="21"/>
+          <w:szCs w:val="21"/>
+        </w:rPr>
+        <w:t xml:space="preserve">man and </w:t>
+      </w:r>
+      <w:r>
+        <w:rPr>
+          <w:rFonts w:ascii="Segoe UI" w:hAnsi="Segoe UI" w:cs="Segoe UI"/>
+          <w:color w:val="352F3D"/>
+          <w:sz w:val="21"/>
+          <w:szCs w:val="21"/>
+        </w:rPr>
+        <w:t xml:space="preserve">women </w:t>
+      </w:r>
+      <w:r>
+        <w:rPr>
+          <w:rFonts w:ascii="Segoe UI" w:hAnsi="Segoe UI" w:cs="Segoe UI"/>
+          <w:color w:val="352F3D"/>
+          <w:sz w:val="21"/>
+          <w:szCs w:val="21"/>
+        </w:rPr>
+        <w:t xml:space="preserve">as reflective of His Glory </w:t>
+      </w:r>
+      <w:r>
+        <w:rPr>
+          <w:rFonts w:ascii="Segoe UI" w:hAnsi="Segoe UI" w:cs="Segoe UI"/>
+          <w:color w:val="352F3D"/>
+          <w:sz w:val="21"/>
+          <w:szCs w:val="21"/>
+        </w:rPr>
+        <w:t>(</w:t>
+      </w:r>
+      <w:r>
+        <w:rPr>
+          <w:rFonts w:ascii="Segoe UI" w:hAnsi="Segoe UI" w:cs="Segoe UI"/>
+          <w:color w:val="352F3D"/>
+          <w:sz w:val="21"/>
+          <w:szCs w:val="21"/>
+        </w:rPr>
+        <w:t xml:space="preserve">Genesis 1:27; </w:t>
+      </w:r>
+      <w:r>
+        <w:rPr>
+          <w:rFonts w:ascii="Segoe UI" w:hAnsi="Segoe UI" w:cs="Segoe UI"/>
+          <w:color w:val="352F3D"/>
+          <w:sz w:val="21"/>
+          <w:szCs w:val="21"/>
+        </w:rPr>
+        <w:t>1 Corinthians 11:3</w:t>
+      </w:r>
+      <w:r>
+        <w:rPr>
+          <w:rFonts w:ascii="Segoe UI" w:hAnsi="Segoe UI" w:cs="Segoe UI"/>
+          <w:color w:val="352F3D"/>
+          <w:sz w:val="21"/>
+          <w:szCs w:val="21"/>
+        </w:rPr>
+        <w:t>-12</w:t>
+      </w:r>
+      <w:r>
+        <w:rPr>
+          <w:rFonts w:ascii="Segoe UI" w:hAnsi="Segoe UI" w:cs="Segoe UI"/>
+          <w:color w:val="352F3D"/>
+          <w:sz w:val="21"/>
+          <w:szCs w:val="21"/>
+        </w:rPr>
+        <w:t xml:space="preserve">)? </w:t>
+      </w:r>
+    </w:p>
+    <w:p>
+      <w:pPr>
+        <w:pStyle w:val="code-line"/>
+        <w:numPr>
+          <w:ilvl w:val="0"/>
+          <w:numId w:val="63"/>
+        </w:numPr>
+        <w:rPr>
+          <w:rFonts w:ascii="Segoe UI" w:hAnsi="Segoe UI" w:cs="Segoe UI"/>
+          <w:color w:val="352F3D"/>
+          <w:sz w:val="21"/>
+          <w:szCs w:val="21"/>
+        </w:rPr>
+      </w:pPr>
+      <w:r>
+        <w:rPr>
+          <w:rFonts w:ascii="Segoe UI" w:hAnsi="Segoe UI" w:cs="Segoe UI"/>
+          <w:color w:val="352F3D"/>
+          <w:sz w:val="21"/>
+          <w:szCs w:val="21"/>
+        </w:rPr>
+        <w:t xml:space="preserve">Could this passage hint at a “test of faith” for the church-age that mirrors similar covenantal tests (e.g. the Adamic covenant creation/fall narrative)?  Does our institutional response reflect an “obedience of faith” submission to God’s will (i.e. a decree that requires a level of trust without </w:t>
+      </w:r>
+      <w:r>
+        <w:rPr>
+          <w:rFonts w:ascii="Segoe UI" w:hAnsi="Segoe UI" w:cs="Segoe UI"/>
+          <w:color w:val="352F3D"/>
+          <w:sz w:val="21"/>
+          <w:szCs w:val="21"/>
+        </w:rPr>
+        <w:t xml:space="preserve">our </w:t>
+      </w:r>
+      <w:r>
+        <w:rPr>
+          <w:rFonts w:ascii="Segoe UI" w:hAnsi="Segoe UI" w:cs="Segoe UI"/>
+          <w:color w:val="352F3D"/>
+          <w:sz w:val="21"/>
+          <w:szCs w:val="21"/>
+        </w:rPr>
+        <w:t xml:space="preserve">full knowledge of God’s </w:t>
+      </w:r>
+      <w:r>
+        <w:rPr>
+          <w:rFonts w:ascii="Segoe UI" w:hAnsi="Segoe UI" w:cs="Segoe UI"/>
+          <w:color w:val="352F3D"/>
+          <w:sz w:val="21"/>
+          <w:szCs w:val="21"/>
+        </w:rPr>
+        <w:t xml:space="preserve">will and </w:t>
+      </w:r>
+      <w:r>
+        <w:rPr>
+          <w:rFonts w:ascii="Segoe UI" w:hAnsi="Segoe UI" w:cs="Segoe UI"/>
+          <w:color w:val="352F3D"/>
+          <w:sz w:val="21"/>
+          <w:szCs w:val="21"/>
+        </w:rPr>
+        <w:t>purpose)?</w:t>
+      </w:r>
+    </w:p>
+    <w:p>
+      <w:pPr>
+        <w:rPr>
+          <w:rFonts w:ascii="Segoe UI" w:hAnsi="Segoe UI" w:cs="Segoe UI"/>
+          <w:sz w:val="21"/>
+          <w:szCs w:val="21"/>
+        </w:rPr>
+      </w:pPr>
+      <w:r>
+        <w:pict w14:anchorId="0A2E8FD8">
           <v:rect id="Rectangle 45" o:spid="_x0000_s2059" alt="" style="width:468pt;height:.35pt;visibility:visible;mso-wrap-style:square;mso-width-percent:0;mso-height-percent:0;mso-left-percent:-10001;mso-top-percent:-10001;mso-position-horizontal:absolute;mso-position-horizontal-relative:char;mso-position-vertical:absolute;mso-position-vertical-relative:line;mso-width-percent:0;mso-height-percent:0;mso-left-percent:-10001;mso-top-percent:-10001;v-text-anchor:top" filled="f">
             <o:lock v:ext="edit" aspectratio="t"/>
             <w10:anchorlock/>
@@ -2568,7 +2625,7 @@
         </w:rPr>
       </w:pPr>
       <w:r>
-        <w:pict w14:anchorId="00C71245">
+        <w:pict w14:anchorId="13E9839D">
           <v:rect id="Rectangle 43" o:spid="_x0000_s2058" alt="" style="width:468pt;height:.35pt;visibility:visible;mso-wrap-style:square;mso-width-percent:0;mso-height-percent:0;mso-left-percent:-10001;mso-top-percent:-10001;mso-position-horizontal:absolute;mso-position-horizontal-relative:char;mso-position-vertical:absolute;mso-position-vertical-relative:line;mso-width-percent:0;mso-height-percent:0;mso-left-percent:-10001;mso-top-percent:-10001;v-text-anchor:top" filled="f">
             <o:lock v:ext="edit" aspectratio="t"/>
             <w10:anchorlock/>
@@ -2592,6 +2649,7 @@
           <w:rFonts w:ascii="Segoe UI" w:hAnsi="Segoe UI" w:cs="Segoe UI"/>
           <w:color w:val="352F3D"/>
         </w:rPr>
+        <w:lastRenderedPageBreak/>
         <w:t>Part Four: Passage Analysis</w:t>
       </w:r>
     </w:p>
@@ -2694,7 +2752,6 @@
           <w:sz w:val="21"/>
           <w:szCs w:val="21"/>
         </w:rPr>
-        <w:lastRenderedPageBreak/>
         <w:t xml:space="preserve">2:1–7 </w:t>
       </w:r>
       <w:r>
@@ -3451,6 +3508,7 @@
           <w:rFonts w:ascii="Segoe UI" w:hAnsi="Segoe UI" w:cs="Segoe UI"/>
           <w:color w:val="352F3D"/>
         </w:rPr>
+        <w:lastRenderedPageBreak/>
         <w:t>4.4 Verse 12: The Crux</w:t>
       </w:r>
     </w:p>
@@ -3859,7 +3917,6 @@
           <w:sz w:val="30"/>
           <w:szCs w:val="30"/>
         </w:rPr>
-        <w:lastRenderedPageBreak/>
         <w:t>How </w:t>
       </w:r>
       <w:r>
@@ -4638,6 +4695,7 @@
           <w:sz w:val="21"/>
           <w:szCs w:val="21"/>
         </w:rPr>
+        <w:lastRenderedPageBreak/>
         <w:t>Verse 14</w:t>
       </w:r>
       <w:r>
@@ -4754,7 +4812,6 @@
           <w:rFonts w:ascii="Segoe UI" w:hAnsi="Segoe UI" w:cs="Segoe UI"/>
           <w:color w:val="352F3D"/>
         </w:rPr>
-        <w:lastRenderedPageBreak/>
         <w:t>4.6 Verse 15: "Saved Through Childbearing"</w:t>
       </w:r>
     </w:p>
@@ -4928,7 +4985,7 @@
         </w:rPr>
       </w:pPr>
       <w:r>
-        <w:pict w14:anchorId="3711B663">
+        <w:pict w14:anchorId="6E1A58FE">
           <v:rect id="Rectangle 41" o:spid="_x0000_s2057" alt="" style="width:468pt;height:.35pt;visibility:visible;mso-wrap-style:square;mso-width-percent:0;mso-height-percent:0;mso-left-percent:-10001;mso-top-percent:-10001;mso-position-horizontal:absolute;mso-position-horizontal-relative:char;mso-position-vertical:absolute;mso-position-vertical-relative:line;mso-width-percent:0;mso-height-percent:0;mso-left-percent:-10001;mso-top-percent:-10001;v-text-anchor:top" filled="f">
             <o:lock v:ext="edit" aspectratio="t"/>
             <w10:anchorlock/>
@@ -5377,6 +5434,7 @@
           <w:rFonts w:ascii="Segoe UI" w:hAnsi="Segoe UI" w:cs="Segoe UI"/>
           <w:color w:val="352F3D"/>
         </w:rPr>
+        <w:lastRenderedPageBreak/>
         <w:t>5.2 The Decisive Objection: Why Verse 13?</w:t>
       </w:r>
     </w:p>
@@ -5510,7 +5568,6 @@
           <w:sz w:val="21"/>
           <w:szCs w:val="21"/>
         </w:rPr>
-        <w:lastRenderedPageBreak/>
         <w:t>The </w:t>
       </w:r>
       <w:r>
@@ -5870,7 +5927,7 @@
         </w:rPr>
       </w:pPr>
       <w:r>
-        <w:pict w14:anchorId="42BD24A0">
+        <w:pict w14:anchorId="2CE9BF2A">
           <v:rect id="Rectangle 39" o:spid="_x0000_s2056" alt="" style="width:468pt;height:.35pt;visibility:visible;mso-wrap-style:square;mso-width-percent:0;mso-height-percent:0;mso-left-percent:-10001;mso-top-percent:-10001;mso-position-horizontal:absolute;mso-position-horizontal-relative:char;mso-position-vertical:absolute;mso-position-vertical-relative:line;mso-width-percent:0;mso-height-percent:0;mso-left-percent:-10001;mso-top-percent:-10001;v-text-anchor:top" filled="f">
             <o:lock v:ext="edit" aspectratio="t"/>
             <w10:anchorlock/>
@@ -6035,6 +6092,7 @@
           <w:sz w:val="21"/>
           <w:szCs w:val="21"/>
         </w:rPr>
+        <w:lastRenderedPageBreak/>
         <w:t>That is a situational argument, and Paul is fully capable of making it.</w:t>
       </w:r>
     </w:p>
@@ -6174,7 +6232,6 @@
           <w:sz w:val="21"/>
           <w:szCs w:val="21"/>
         </w:rPr>
-        <w:lastRenderedPageBreak/>
         <w:t>That structure makes 2:11–12 read less like isolated cultural accommodation and more like a boundary condition for who occupies the congregation-shaping teaching and authority space that chapter 3 immediately regulates.</w:t>
       </w:r>
     </w:p>
@@ -7049,6 +7106,7 @@
                 <w:sz w:val="21"/>
                 <w:szCs w:val="21"/>
               </w:rPr>
+              <w:lastRenderedPageBreak/>
               <w:t>2:13–14</w:t>
             </w:r>
           </w:p>
@@ -7447,7 +7505,6 @@
           <w:rFonts w:ascii="Segoe UI" w:hAnsi="Segoe UI" w:cs="Segoe UI"/>
           <w:color w:val="352F3D"/>
         </w:rPr>
-        <w:lastRenderedPageBreak/>
         <w:t>6.6 Judgment</w:t>
       </w:r>
     </w:p>
@@ -7502,7 +7559,7 @@
         </w:rPr>
       </w:pPr>
       <w:r>
-        <w:pict w14:anchorId="3A4CEB66">
+        <w:pict w14:anchorId="15EB8ADE">
           <v:rect id="Rectangle 37" o:spid="_x0000_s2055" alt="" style="width:468pt;height:.35pt;visibility:visible;mso-wrap-style:square;mso-width-percent:0;mso-height-percent:0;mso-left-percent:-10001;mso-top-percent:-10001;mso-position-horizontal:absolute;mso-position-horizontal-relative:char;mso-position-vertical:absolute;mso-position-vertical-relative:line;mso-width-percent:0;mso-height-percent:0;mso-left-percent:-10001;mso-top-percent:-10001;v-text-anchor:top" filled="f">
             <o:lock v:ext="edit" aspectratio="t"/>
             <w10:anchorlock/>
@@ -7928,6 +7985,7 @@
           <w:sz w:val="21"/>
           <w:szCs w:val="21"/>
         </w:rPr>
+        <w:lastRenderedPageBreak/>
         <w:t>The placement of 14:34–35 is telling. It follows immediately upon the instruction about weighing prophecy, and v.35 concerns asking questions ("if they want to find out about something, they should ask their husbands at home"). Read in context, the restriction addresses the authoritative judging function and disruptive interrogation, not speech as such.</w:t>
       </w:r>
     </w:p>
@@ -8167,7 +8225,6 @@
           <w:sz w:val="21"/>
           <w:szCs w:val="21"/>
         </w:rPr>
-        <w:lastRenderedPageBreak/>
         <w:t>Church order</w:t>
       </w:r>
       <w:r>
@@ -8259,7 +8316,7 @@
         </w:rPr>
       </w:pPr>
       <w:r>
-        <w:pict w14:anchorId="44C23E8A">
+        <w:pict w14:anchorId="50A7C1E7">
           <v:rect id="Rectangle 35" o:spid="_x0000_s2054" alt="" style="width:468pt;height:.35pt;visibility:visible;mso-wrap-style:square;mso-width-percent:0;mso-height-percent:0;mso-left-percent:-10001;mso-top-percent:-10001;mso-position-horizontal:absolute;mso-position-horizontal-relative:char;mso-position-vertical:absolute;mso-position-vertical-relative:line;mso-width-percent:0;mso-height-percent:0;mso-left-percent:-10001;mso-top-percent:-10001;v-text-anchor:top" filled="f">
             <o:lock v:ext="edit" aspectratio="t"/>
             <w10:anchorlock/>
@@ -8824,6 +8881,7 @@
           <w:rFonts w:ascii="Segoe UI" w:hAnsi="Segoe UI" w:cs="Segoe UI"/>
           <w:color w:val="352F3D"/>
         </w:rPr>
+        <w:lastRenderedPageBreak/>
         <w:t>8.4 Why the Slavery Analogy Does Not Transfer</w:t>
       </w:r>
     </w:p>
@@ -9026,7 +9084,6 @@
           <w:sz w:val="21"/>
           <w:szCs w:val="21"/>
         </w:rPr>
-        <w:lastRenderedPageBreak/>
         <w:t xml:space="preserve">Twice, in two letters, Paul grounds the assembly instruction in the created order (1 Timothy 2:13; 1 Corinthians 11:8–9). </w:t>
       </w:r>
       <w:r>
@@ -9057,7 +9114,7 @@
         </w:rPr>
       </w:pPr>
       <w:r>
-        <w:pict w14:anchorId="18262010">
+        <w:pict w14:anchorId="3A3213AB">
           <v:rect id="Rectangle 33" o:spid="_x0000_s2053" alt="" style="width:468pt;height:.35pt;visibility:visible;mso-wrap-style:square;mso-width-percent:0;mso-height-percent:0;mso-left-percent:-10001;mso-top-percent:-10001;mso-position-horizontal:absolute;mso-position-horizontal-relative:char;mso-position-vertical:absolute;mso-position-vertical-relative:line;mso-width-percent:0;mso-height-percent:0;mso-left-percent:-10001;mso-top-percent:-10001;v-text-anchor:top" filled="f">
             <o:lock v:ext="edit" aspectratio="t"/>
             <w10:anchorlock/>
@@ -9451,7 +9508,7 @@
         </w:rPr>
       </w:pPr>
       <w:r>
-        <w:pict w14:anchorId="0B3ACB78">
+        <w:pict w14:anchorId="0F766F5B">
           <v:rect id="Rectangle 31" o:spid="_x0000_s2052" alt="" style="width:468pt;height:.35pt;visibility:visible;mso-wrap-style:square;mso-width-percent:0;mso-height-percent:0;mso-left-percent:-10001;mso-top-percent:-10001;mso-position-horizontal:absolute;mso-position-horizontal-relative:char;mso-position-vertical:absolute;mso-position-vertical-relative:line;mso-width-percent:0;mso-height-percent:0;mso-left-percent:-10001;mso-top-percent:-10001;v-text-anchor:top" filled="f">
             <o:lock v:ext="edit" aspectratio="t"/>
             <w10:anchorlock/>
@@ -9475,6 +9532,7 @@
           <w:rFonts w:ascii="Segoe UI" w:hAnsi="Segoe UI" w:cs="Segoe UI"/>
           <w:color w:val="352F3D"/>
         </w:rPr>
+        <w:lastRenderedPageBreak/>
         <w:t>Part Ten: What Does God Want?</w:t>
       </w:r>
     </w:p>
@@ -9634,7 +9692,6 @@
           <w:sz w:val="21"/>
           <w:szCs w:val="21"/>
         </w:rPr>
-        <w:lastRenderedPageBreak/>
         <w:t>In redemption</w:t>
       </w:r>
       <w:r>
@@ -9849,7 +9906,7 @@
         </w:rPr>
       </w:pPr>
       <w:r>
-        <w:pict w14:anchorId="3861C11C">
+        <w:pict w14:anchorId="45447FEC">
           <v:rect id="Rectangle 29" o:spid="_x0000_s2051" alt="" style="width:468pt;height:.05pt;visibility:visible;mso-wrap-style:square;mso-width-percent:0;mso-height-percent:0;mso-left-percent:-10001;mso-top-percent:-10001;mso-position-horizontal:absolute;mso-position-horizontal-relative:char;mso-position-vertical:absolute;mso-position-vertical-relative:line;mso-width-percent:0;mso-height-percent:0;mso-left-percent:-10001;mso-top-percent:-10001;v-text-anchor:top" filled="f">
             <o:lock v:ext="edit" aspectratio="t"/>
             <w10:anchorlock/>
@@ -10182,7 +10239,7 @@
         </w:rPr>
       </w:pPr>
       <w:r>
-        <w:pict w14:anchorId="6C92B554">
+        <w:pict w14:anchorId="32C7B6A9">
           <v:rect id="Rectangle 27" o:spid="_x0000_s2050" alt="" style="width:468pt;height:.35pt;visibility:visible;mso-wrap-style:square;mso-width-percent:0;mso-height-percent:0;mso-left-percent:-10001;mso-top-percent:-10001;mso-position-horizontal:absolute;mso-position-horizontal-relative:char;mso-position-vertical:absolute;mso-position-vertical-relative:line;mso-width-percent:0;mso-height-percent:0;mso-left-percent:-10001;mso-top-percent:-10001;v-text-anchor:top" filled="f">
             <o:lock v:ext="edit" aspectratio="t"/>
             <w10:anchorlock/>
@@ -10300,6 +10357,7 @@
           <w:sz w:val="21"/>
           <w:szCs w:val="21"/>
         </w:rPr>
+        <w:lastRenderedPageBreak/>
         <w:t>Patristic.</w:t>
       </w:r>
       <w:r>
@@ -10558,7 +10616,6 @@
           <w:sz w:val="21"/>
           <w:szCs w:val="21"/>
         </w:rPr>
-        <w:lastRenderedPageBreak/>
         <w:t>Representative opposing views.</w:t>
       </w:r>
       <w:r>
@@ -10579,27 +10636,7 @@
             <w:sz w:val="21"/>
             <w:szCs w:val="21"/>
           </w:rPr>
-          <w:t>https://michaelfbird.subst</w:t>
-        </w:r>
-        <w:r>
-          <w:rPr>
-            <w:rStyle w:val="Hyperlink"/>
-            <w:rFonts w:ascii="Segoe UI" w:hAnsi="Segoe UI" w:cs="Segoe UI"/>
-            <w:color w:val="7138CC"/>
-            <w:sz w:val="21"/>
-            <w:szCs w:val="21"/>
-          </w:rPr>
-          <w:t>a</w:t>
-        </w:r>
-        <w:r>
-          <w:rPr>
-            <w:rStyle w:val="Hyperlink"/>
-            <w:rFonts w:ascii="Segoe UI" w:hAnsi="Segoe UI" w:cs="Segoe UI"/>
-            <w:color w:val="7138CC"/>
-            <w:sz w:val="21"/>
-            <w:szCs w:val="21"/>
-          </w:rPr>
-          <w:t>ck.com/p/1-tim-212-and-authentein</w:t>
+          <w:t>https://michaelfbird.substack.com/p/1-tim-212-and-authentein</w:t>
         </w:r>
       </w:hyperlink>
       <w:r>
@@ -10733,25 +10770,7 @@
             <w:sz w:val="21"/>
             <w:szCs w:val="21"/>
           </w:rPr>
-          <w:t>https://uasvbible.org/2025/04/24/feminism-and-the-bible-an-analysis-of-feminist-theologys-reinterpretation-of-christian-doctrine-and-au</w:t>
-        </w:r>
-        <w:r>
-          <w:rPr>
-            <w:rStyle w:val="Hyperlink"/>
-            <w:rFonts w:ascii="Segoe UI" w:hAnsi="Segoe UI" w:cs="Segoe UI"/>
-            <w:sz w:val="21"/>
-            <w:szCs w:val="21"/>
-          </w:rPr>
-          <w:t>t</w:t>
-        </w:r>
-        <w:r>
-          <w:rPr>
-            <w:rStyle w:val="Hyperlink"/>
-            <w:rFonts w:ascii="Segoe UI" w:hAnsi="Segoe UI" w:cs="Segoe UI"/>
-            <w:sz w:val="21"/>
-            <w:szCs w:val="21"/>
-          </w:rPr>
-          <w:t>hority/</w:t>
+          <w:t>https://uasvbible.org/2025/04/24/feminism-and-the-bible-an-analysis-of-feminist-theologys-reinterpretation-of-christian-doctrine-and-authority/</w:t>
         </w:r>
       </w:hyperlink>
       <w:r>
@@ -10831,25 +10850,7 @@
             <w:sz w:val="21"/>
             <w:szCs w:val="21"/>
           </w:rPr>
-          <w:t>https://www.yo</w:t>
-        </w:r>
-        <w:r>
-          <w:rPr>
-            <w:rStyle w:val="Hyperlink"/>
-            <w:rFonts w:ascii="Segoe UI" w:hAnsi="Segoe UI" w:cs="Segoe UI"/>
-            <w:sz w:val="21"/>
-            <w:szCs w:val="21"/>
-          </w:rPr>
-          <w:t>u</w:t>
-        </w:r>
-        <w:r>
-          <w:rPr>
-            <w:rStyle w:val="Hyperlink"/>
-            <w:rFonts w:ascii="Segoe UI" w:hAnsi="Segoe UI" w:cs="Segoe UI"/>
-            <w:sz w:val="21"/>
-            <w:szCs w:val="21"/>
-          </w:rPr>
-          <w:t>tube.com/watch?v=PFwvdeUjt5s</w:t>
+          <w:t>https://www.youtube.com/watch?v=PFwvdeUjt5s</w:t>
         </w:r>
       </w:hyperlink>
       <w:r>
